--- a/Sai_Charan_Tumpuri_Resume.docx
+++ b/Sai_Charan_Tumpuri_Resume.docx
@@ -352,8 +352,17 @@
         <w:ind w:left="283"/>
       </w:pPr>
       <w:r>
-        <w:t>AWS Certified Solutions Architect – Associate (Sep 2025)</w:t>
+        <w:t xml:space="preserve">AWS Certified Solutions Architect – Associate (Sep 2025)  |  </w:t>
       </w:r>
+      <w:hyperlink r:id="rId6">
+        <w:r>
+          <w:rPr>
+            <w:color w:val="1155CC"/>
+            <w:u w:val="single"/>
+          </w:rPr>
+          <w:t>Badge</w:t>
+        </w:r>
+      </w:hyperlink>
     </w:p>
     <w:p>
       <w:pPr>
@@ -362,8 +371,17 @@
         <w:ind w:left="283"/>
       </w:pPr>
       <w:r>
-        <w:t>Google Cloud Professional Cloud Architect (Feb 2026)</w:t>
+        <w:t xml:space="preserve">Google Cloud Professional Cloud Architect (Feb 2026)  |  </w:t>
       </w:r>
+      <w:hyperlink r:id="rId7">
+        <w:r>
+          <w:rPr>
+            <w:color w:val="1155CC"/>
+            <w:u w:val="single"/>
+          </w:rPr>
+          <w:t>Badge</w:t>
+        </w:r>
+      </w:hyperlink>
     </w:p>
     <w:p>
       <w:pPr>
@@ -581,31 +599,31 @@
       </w:rPr>
     </w:lvl>
   </w:abstractNum>
-  <w:num w:numId="1" w16cid:durableId="1255211496">
+  <w:num w:numId="1" w16cid:durableId="1179541691">
     <w:abstractNumId w:val="8"/>
   </w:num>
-  <w:num w:numId="2" w16cid:durableId="1739014018">
+  <w:num w:numId="2" w16cid:durableId="2103840530">
     <w:abstractNumId w:val="6"/>
   </w:num>
-  <w:num w:numId="3" w16cid:durableId="114712576">
+  <w:num w:numId="3" w16cid:durableId="1302733247">
     <w:abstractNumId w:val="5"/>
   </w:num>
-  <w:num w:numId="4" w16cid:durableId="358892089">
+  <w:num w:numId="4" w16cid:durableId="1271820704">
     <w:abstractNumId w:val="4"/>
   </w:num>
-  <w:num w:numId="5" w16cid:durableId="1772774170">
+  <w:num w:numId="5" w16cid:durableId="1682078651">
     <w:abstractNumId w:val="7"/>
   </w:num>
-  <w:num w:numId="6" w16cid:durableId="1510752190">
+  <w:num w:numId="6" w16cid:durableId="33577293">
     <w:abstractNumId w:val="3"/>
   </w:num>
-  <w:num w:numId="7" w16cid:durableId="461194790">
+  <w:num w:numId="7" w16cid:durableId="819689158">
     <w:abstractNumId w:val="2"/>
   </w:num>
-  <w:num w:numId="8" w16cid:durableId="2018533372">
+  <w:num w:numId="8" w16cid:durableId="1392463740">
     <w:abstractNumId w:val="1"/>
   </w:num>
-  <w:num w:numId="9" w16cid:durableId="235945352">
+  <w:num w:numId="9" w16cid:durableId="2055931959">
     <w:abstractNumId w:val="0"/>
   </w:num>
 </w:numbering>

--- a/Sai_Charan_Tumpuri_Resume.docx
+++ b/Sai_Charan_Tumpuri_Resume.docx
@@ -34,8 +34,47 @@
         <w:rPr>
           <w:sz w:val="19"/>
         </w:rPr>
-        <w:t>post2saicharan@gmail.com  |  +91 9390144066  |  Chennai, India  |  GitHub  |  LinkedIn</w:t>
+        <w:t xml:space="preserve">post2saicharan@gmail.com  |  +91 9390144066  |  Chennai, India  |  </w:t>
       </w:r>
+      <w:hyperlink r:id="rId6">
+        <w:r>
+          <w:rPr>
+            <w:color w:val="1155CC"/>
+            <w:u w:val="single"/>
+          </w:rPr>
+          <w:t>GitHub</w:t>
+        </w:r>
+      </w:hyperlink>
+      <w:r>
+        <w:rPr>
+          <w:sz w:val="19"/>
+        </w:rPr>
+        <w:t xml:space="preserve">  |  </w:t>
+      </w:r>
+      <w:hyperlink r:id="rId7">
+        <w:r>
+          <w:rPr>
+            <w:color w:val="1155CC"/>
+            <w:u w:val="single"/>
+          </w:rPr>
+          <w:t>LinkedIn</w:t>
+        </w:r>
+      </w:hyperlink>
+      <w:r>
+        <w:rPr>
+          <w:sz w:val="19"/>
+        </w:rPr>
+        <w:t xml:space="preserve">  |  </w:t>
+      </w:r>
+      <w:hyperlink r:id="rId8">
+        <w:r>
+          <w:rPr>
+            <w:color w:val="1155CC"/>
+            <w:u w:val="single"/>
+          </w:rPr>
+          <w:t>Portfolio</w:t>
+        </w:r>
+      </w:hyperlink>
     </w:p>
     <w:p>
       <w:pPr>
@@ -331,6 +370,22 @@
     </w:p>
     <w:p>
       <w:pPr>
+        <w:pStyle w:val="ListBullet"/>
+        <w:spacing w:after="20"/>
+        <w:ind w:left="283"/>
+      </w:pPr>
+      <w:r>
+        <w:t xml:space="preserve">Owned end-to-end incident management for </w:t>
+      </w:r>
+      <w:r>
+        <w:t>100</w:t>
+      </w:r>
+      <w:r>
+        <w:t>+ production VMs, monitoring CPU, memory, and 5xx error alerts via Google Cloud Monitoring and Grafana dashboards; triaged and resolved P1–P4 incidents, driving root-cause analysis and reducing recurring alert volume.</w:t>
+      </w:r>
+    </w:p>
+    <w:p>
+      <w:pPr>
         <w:pBdr>
           <w:bottom w:val="single" w:sz="6" w:space="1" w:color="666666"/>
         </w:pBdr>
@@ -354,7 +409,7 @@
       <w:r>
         <w:t xml:space="preserve">AWS Certified Solutions Architect – Associate (Sep 2025)  |  </w:t>
       </w:r>
-      <w:hyperlink r:id="rId6">
+      <w:hyperlink r:id="rId9">
         <w:r>
           <w:rPr>
             <w:color w:val="1155CC"/>
@@ -373,7 +428,7 @@
       <w:r>
         <w:t xml:space="preserve">Google Cloud Professional Cloud Architect (Feb 2026)  |  </w:t>
       </w:r>
-      <w:hyperlink r:id="rId7">
+      <w:hyperlink r:id="rId10">
         <w:r>
           <w:rPr>
             <w:color w:val="1155CC"/>
@@ -599,31 +654,31 @@
       </w:rPr>
     </w:lvl>
   </w:abstractNum>
-  <w:num w:numId="1" w16cid:durableId="1179541691">
+  <w:num w:numId="1" w16cid:durableId="882209579">
     <w:abstractNumId w:val="8"/>
   </w:num>
-  <w:num w:numId="2" w16cid:durableId="2103840530">
+  <w:num w:numId="2" w16cid:durableId="867640356">
     <w:abstractNumId w:val="6"/>
   </w:num>
-  <w:num w:numId="3" w16cid:durableId="1302733247">
+  <w:num w:numId="3" w16cid:durableId="1517427741">
     <w:abstractNumId w:val="5"/>
   </w:num>
-  <w:num w:numId="4" w16cid:durableId="1271820704">
+  <w:num w:numId="4" w16cid:durableId="7949616">
     <w:abstractNumId w:val="4"/>
   </w:num>
-  <w:num w:numId="5" w16cid:durableId="1682078651">
+  <w:num w:numId="5" w16cid:durableId="1368024611">
     <w:abstractNumId w:val="7"/>
   </w:num>
-  <w:num w:numId="6" w16cid:durableId="33577293">
+  <w:num w:numId="6" w16cid:durableId="657925659">
     <w:abstractNumId w:val="3"/>
   </w:num>
-  <w:num w:numId="7" w16cid:durableId="819689158">
+  <w:num w:numId="7" w16cid:durableId="228149421">
     <w:abstractNumId w:val="2"/>
   </w:num>
-  <w:num w:numId="8" w16cid:durableId="1392463740">
+  <w:num w:numId="8" w16cid:durableId="657273930">
     <w:abstractNumId w:val="1"/>
   </w:num>
-  <w:num w:numId="9" w16cid:durableId="2055931959">
+  <w:num w:numId="9" w16cid:durableId="1636328621">
     <w:abstractNumId w:val="0"/>
   </w:num>
 </w:numbering>

--- a/Sai_Charan_Tumpuri_Resume.docx
+++ b/Sai_Charan_Tumpuri_Resume.docx
@@ -83,7 +83,7 @@
     </w:p>
     <w:p>
       <w:pPr>
-        <w:spacing w:before="80" w:after="20"/>
+        <w:spacing w:before="100" w:after="40"/>
         <w:pBdr>
           <w:bottom w:val="single" w:sz="6" w:space="1" w:color="666666"/>
         </w:pBdr>
@@ -110,7 +110,7 @@
     </w:p>
     <w:p>
       <w:pPr>
-        <w:spacing w:before="80" w:after="20"/>
+        <w:spacing w:before="100" w:after="40"/>
         <w:pBdr>
           <w:bottom w:val="single" w:sz="6" w:space="1" w:color="666666"/>
         </w:pBdr>
@@ -126,7 +126,7 @@
     </w:p>
     <w:p>
       <w:pPr>
-        <w:spacing w:after="20"/>
+        <w:spacing w:after="40"/>
       </w:pPr>
       <w:r>
         <w:rPr>
@@ -144,7 +144,7 @@
     </w:p>
     <w:p>
       <w:pPr>
-        <w:spacing w:after="20"/>
+        <w:spacing w:after="40"/>
       </w:pPr>
       <w:r>
         <w:rPr>
@@ -162,7 +162,7 @@
     </w:p>
     <w:p>
       <w:pPr>
-        <w:spacing w:after="20"/>
+        <w:spacing w:after="40"/>
       </w:pPr>
       <w:r>
         <w:rPr>
@@ -180,7 +180,7 @@
     </w:p>
     <w:p>
       <w:pPr>
-        <w:spacing w:after="20"/>
+        <w:spacing w:after="40"/>
       </w:pPr>
       <w:r>
         <w:rPr>
@@ -198,7 +198,7 @@
     </w:p>
     <w:p>
       <w:pPr>
-        <w:spacing w:after="20"/>
+        <w:spacing w:after="40"/>
       </w:pPr>
       <w:r>
         <w:rPr>
@@ -216,7 +216,7 @@
     </w:p>
     <w:p>
       <w:pPr>
-        <w:spacing w:after="20"/>
+        <w:spacing w:after="40"/>
       </w:pPr>
       <w:r>
         <w:rPr>
@@ -234,7 +234,7 @@
     </w:p>
     <w:p>
       <w:pPr>
-        <w:spacing w:after="20"/>
+        <w:spacing w:after="40"/>
       </w:pPr>
       <w:r>
         <w:rPr>
@@ -252,7 +252,7 @@
     </w:p>
     <w:p>
       <w:pPr>
-        <w:spacing w:after="20"/>
+        <w:spacing w:after="40"/>
       </w:pPr>
       <w:r>
         <w:rPr>
@@ -270,7 +270,7 @@
     </w:p>
     <w:p>
       <w:pPr>
-        <w:spacing w:after="20"/>
+        <w:spacing w:after="40"/>
       </w:pPr>
       <w:r>
         <w:rPr>
@@ -288,7 +288,7 @@
     </w:p>
     <w:p>
       <w:pPr>
-        <w:spacing w:before="80" w:after="20"/>
+        <w:spacing w:before="100" w:after="40"/>
         <w:pBdr>
           <w:bottom w:val="single" w:sz="6" w:space="1" w:color="666666"/>
         </w:pBdr>
@@ -307,7 +307,7 @@
         <w:tabs>
           <w:tab w:pos="9921" w:val="right"/>
         </w:tabs>
-        <w:spacing w:before="80" w:after="0"/>
+        <w:spacing w:before="100" w:after="0"/>
       </w:pPr>
       <w:r>
         <w:rPr>
@@ -327,7 +327,7 @@
     </w:p>
     <w:p>
       <w:pPr>
-        <w:spacing w:after="40"/>
+        <w:spacing w:after="60"/>
       </w:pPr>
       <w:r>
         <w:rPr>
@@ -340,7 +340,7 @@
     <w:p>
       <w:pPr>
         <w:pStyle w:val="ListBullet"/>
-        <w:spacing w:after="20"/>
+        <w:spacing w:after="40"/>
         <w:ind w:left="283"/>
       </w:pPr>
       <w:r>
@@ -438,7 +438,7 @@
     <w:p>
       <w:pPr>
         <w:pStyle w:val="ListBullet"/>
-        <w:spacing w:after="20"/>
+        <w:spacing w:after="40"/>
         <w:ind w:left="283"/>
       </w:pPr>
       <w:r>
@@ -550,7 +550,7 @@
     <w:p>
       <w:pPr>
         <w:pStyle w:val="ListBullet"/>
-        <w:spacing w:after="20"/>
+        <w:spacing w:after="40"/>
         <w:ind w:left="283"/>
       </w:pPr>
       <w:r>
@@ -648,7 +648,7 @@
     <w:p>
       <w:pPr>
         <w:pStyle w:val="ListBullet"/>
-        <w:spacing w:after="20"/>
+        <w:spacing w:after="40"/>
         <w:ind w:left="283"/>
       </w:pPr>
       <w:r>
@@ -692,7 +692,7 @@
         <w:tabs>
           <w:tab w:pos="9921" w:val="right"/>
         </w:tabs>
-        <w:spacing w:before="80" w:after="0"/>
+        <w:spacing w:before="100" w:after="0"/>
       </w:pPr>
       <w:r>
         <w:rPr>
@@ -712,7 +712,7 @@
     </w:p>
     <w:p>
       <w:pPr>
-        <w:spacing w:after="40"/>
+        <w:spacing w:after="60"/>
       </w:pPr>
       <w:r>
         <w:rPr>
@@ -725,7 +725,7 @@
     <w:p>
       <w:pPr>
         <w:pStyle w:val="ListBullet"/>
-        <w:spacing w:after="20"/>
+        <w:spacing w:after="40"/>
         <w:ind w:left="283"/>
       </w:pPr>
       <w:r>
@@ -823,7 +823,7 @@
     <w:p>
       <w:pPr>
         <w:pStyle w:val="ListBullet"/>
-        <w:spacing w:after="20"/>
+        <w:spacing w:after="40"/>
         <w:ind w:left="283"/>
       </w:pPr>
       <w:r>
@@ -893,7 +893,7 @@
     <w:p>
       <w:pPr>
         <w:pStyle w:val="ListBullet"/>
-        <w:spacing w:after="20"/>
+        <w:spacing w:after="40"/>
         <w:ind w:left="283"/>
       </w:pPr>
       <w:r>
@@ -921,7 +921,7 @@
     <w:p>
       <w:pPr>
         <w:pStyle w:val="ListBullet"/>
-        <w:spacing w:after="20"/>
+        <w:spacing w:after="40"/>
         <w:ind w:left="283"/>
       </w:pPr>
       <w:r>
@@ -1046,7 +1046,7 @@
     </w:p>
     <w:p>
       <w:pPr>
-        <w:spacing w:before="80" w:after="20"/>
+        <w:spacing w:before="100" w:after="40"/>
         <w:pBdr>
           <w:bottom w:val="single" w:sz="6" w:space="1" w:color="666666"/>
         </w:pBdr>
@@ -1063,7 +1063,7 @@
     <w:p>
       <w:pPr>
         <w:pStyle w:val="ListBullet"/>
-        <w:spacing w:after="20"/>
+        <w:spacing w:after="40"/>
         <w:ind w:left="283"/>
       </w:pPr>
       <w:r>
@@ -1086,7 +1086,7 @@
     <w:p>
       <w:pPr>
         <w:pStyle w:val="ListBullet"/>
-        <w:spacing w:after="20"/>
+        <w:spacing w:after="40"/>
         <w:ind w:left="283"/>
       </w:pPr>
       <w:r>
@@ -1108,7 +1108,7 @@
     </w:p>
     <w:p>
       <w:pPr>
-        <w:spacing w:before="80" w:after="20"/>
+        <w:spacing w:before="100" w:after="40"/>
         <w:pBdr>
           <w:bottom w:val="single" w:sz="6" w:space="1" w:color="666666"/>
         </w:pBdr>
@@ -1148,7 +1148,7 @@
     </w:p>
     <w:sectPr>
       <w:pgSz w:w="12240" w:h="15840"/>
-      <w:pgMar w:top="454" w:right="794" w:bottom="454" w:left="794" w:header="720" w:footer="720" w:gutter="0"/>
+      <w:pgMar w:top="539" w:right="794" w:bottom="539" w:left="794" w:header="720" w:footer="720" w:gutter="0"/>
       <w:cols w:space="720"/>
       <w:docGrid w:linePitch="360"/>
     </w:sectPr>

--- a/Sai_Charan_Tumpuri_Resume.docx
+++ b/Sai_Charan_Tumpuri_Resume.docx
@@ -24,7 +24,7 @@
         <w:rPr>
           <w:sz w:val="22"/>
         </w:rPr>
-        <w:t>DevOps / Site Reliability Engineer</w:t>
+        <w:t>DevOps Engineer | Site Reliability Engineer</w:t>
       </w:r>
     </w:p>
     <w:p>
@@ -133,13 +133,13 @@
           <w:b/>
           <w:sz w:val="20"/>
         </w:rPr>
-        <w:t xml:space="preserve">Cloud: </w:t>
+        <w:t xml:space="preserve">Cloud Platforms: </w:t>
       </w:r>
       <w:r>
         <w:rPr>
           <w:sz w:val="20"/>
         </w:rPr>
-        <w:t>GCP, AWS</w:t>
+        <w:t>Google Cloud Platform (GCP), Amazon Web Services (AWS)</w:t>
       </w:r>
     </w:p>
     <w:p>
@@ -193,7 +193,7 @@
         <w:rPr>
           <w:sz w:val="20"/>
         </w:rPr>
-        <w:t>Jenkins, GitHub Actions, Cloud Build, ArgoCD</w:t>
+        <w:t>Jenkins, GitHub Actions, Cloud Build, Argo CD, GitHub Container Registry</w:t>
       </w:r>
     </w:p>
     <w:p>
@@ -266,24 +266,6 @@
           <w:sz w:val="20"/>
         </w:rPr>
         <w:t>BigQuery, Dataflow (Apache Beam), Airflow/Composer</w:t>
-      </w:r>
-    </w:p>
-    <w:p>
-      <w:pPr>
-        <w:spacing w:after="40"/>
-      </w:pPr>
-      <w:r>
-        <w:rPr>
-          <w:b/>
-          <w:sz w:val="20"/>
-        </w:rPr>
-        <w:t xml:space="preserve">AI Tools: </w:t>
-      </w:r>
-      <w:r>
-        <w:rPr>
-          <w:sz w:val="20"/>
-        </w:rPr>
-        <w:t>GitHub Copilot, Claude Code, Antigravity</w:t>
       </w:r>
     </w:p>
     <w:p>
